--- a/data/demo-files/Acme-Mutual-NDA-v1-redline.docx
+++ b/data/demo-files/Acme-Mutual-NDA-v1-redline.docx
@@ -23,7 +23,7 @@
         <w:jc w:val="both"/>
       </w:pPr>
       <w:r>
-        <w:t xml:space="preserve">This Agreement is made between PortSwigger Ltd, a company registered in England and Wales ("PortSwigger"), and Acme Analytics Ltd, a Delaware corporation whose principal office is at 200 Harbor Drive, Boston, Massachusetts ("Acme").</w:t>
+        <w:t xml:space="preserve">This Agreement is made between PortSwigger Ltd, a company registered in England and Wales ("PortSwigger"), and Acme Analytics Ltd, a company registered in England and Wales whose registered office is at 12 Canal Street, Manchester ("Acme").</w:t>
       </w:r>
     </w:p>
     <w:p>
@@ -341,280 +341,262 @@
       <w:r>
         <w:t xml:space="preserve">This Agreement starts on the date of last signature and continues for two (2) years. The obligations in this Agreement shall continue for </w:t>
       </w:r>
+      <w:commentRangeStart w:id="3"/>
+      <w:r>
+        <w:t xml:space="preserve">three (3) years</w:t>
+      </w:r>
+      <w:commentRangeEnd w:id="3"/>
+      <w:r>
+        <w:t xml:space="preserve"> from the date of termination or expiry, except in relation to trade secrets, which shall be protected for as long as they remain trade secrets.</w:t>
+      </w:r>
+      <w:r>
+        <w:commentReference w:id="3"/>
+      </w:r>
+    </w:p>
+    <w:p>
+      <w:pPr>
+        <w:pStyle w:val="Heading2"/>
+        <w:spacing w:after="120" w:before="240"/>
+      </w:pPr>
+      <w:r>
+        <w:rPr>
+          <w:b/>
+          <w:bCs/>
+        </w:rPr>
+        <w:t xml:space="preserve">5. GENERAL</w:t>
+      </w:r>
+    </w:p>
+    <w:p>
+      <w:pPr>
+        <w:spacing w:after="120"/>
+        <w:jc w:val="both"/>
+      </w:pPr>
+      <w:r>
+        <w:rPr>
+          <w:b/>
+          <w:bCs/>
+        </w:rPr>
+        <w:t xml:space="preserve">5.1 </w:t>
+      </w:r>
+      <w:r>
+        <w:t xml:space="preserve">Each party acknowledges that damages alone may not be an adequate remedy for breach of this Agreement and that the Discloser shall be entitled to seek injunctive relief or specific performance.</w:t>
+      </w:r>
+    </w:p>
+    <w:p>
+      <w:pPr>
+        <w:spacing w:after="120"/>
+        <w:jc w:val="both"/>
+      </w:pPr>
+      <w:r>
+        <w:rPr>
+          <w:b/>
+          <w:bCs/>
+        </w:rPr>
+        <w:t xml:space="preserve">5.2 </w:t>
+      </w:r>
+      <w:r>
+        <w:t xml:space="preserve">Nothing in this Agreement obliges either party to enter into any further agreement or transaction.</w:t>
+      </w:r>
+    </w:p>
+    <w:p>
+      <w:pPr>
+        <w:spacing w:after="120"/>
+        <w:jc w:val="both"/>
+      </w:pPr>
+      <w:r>
+        <w:rPr>
+          <w:b/>
+          <w:bCs/>
+        </w:rPr>
+        <w:t xml:space="preserve">5.3 </w:t>
+      </w:r>
+      <w:r>
+        <w:t xml:space="preserve">This Agreement constitutes the entire agreement between the parties relating to its subject matter and supersedes all prior agreements, arrangements and understandings between them relating to that subject matter.</w:t>
+      </w:r>
+    </w:p>
+    <w:p>
+      <w:pPr>
+        <w:spacing w:after="120"/>
+        <w:jc w:val="both"/>
+      </w:pPr>
+      <w:r>
+        <w:rPr>
+          <w:b/>
+          <w:bCs/>
+        </w:rPr>
+        <w:t xml:space="preserve">5.4 </w:t>
+      </w:r>
+      <w:r>
+        <w:t xml:space="preserve">Neither party may assign or transfer this Agreement without the prior written consent of the other party, except that either party may assign this Agreement to a member of its group or to a successor to all or substantially all of its business.</w:t>
+      </w:r>
+    </w:p>
+    <w:p>
+      <w:pPr>
+        <w:spacing w:after="120"/>
+        <w:jc w:val="both"/>
+      </w:pPr>
+      <w:r>
+        <w:rPr>
+          <w:b/>
+          <w:bCs/>
+        </w:rPr>
+        <w:t xml:space="preserve">5.5 </w:t>
+      </w:r>
+      <w:r>
+        <w:t xml:space="preserve">Any notice under this Agreement shall be in writing and delivered by hand, by pre-paid recorded post or by email to the address set out at the top of this Agreement, or such other address as a party notifies to the other.</w:t>
+      </w:r>
+    </w:p>
+    <w:p>
+      <w:pPr>
+        <w:spacing w:after="120"/>
+        <w:jc w:val="both"/>
+      </w:pPr>
+      <w:r>
+        <w:rPr>
+          <w:b/>
+          <w:bCs/>
+        </w:rPr>
+        <w:t xml:space="preserve">5.6 </w:t>
+      </w:r>
+      <w:r>
+        <w:t xml:space="preserve">A person who is not a party to this Agreement has no right under the Contracts (Rights of Third Parties) Act 1999 to enforce any of its terms.</w:t>
+      </w:r>
+    </w:p>
+    <w:p>
+      <w:pPr>
+        <w:spacing w:after="120"/>
+        <w:jc w:val="both"/>
+      </w:pPr>
+      <w:r>
+        <w:rPr>
+          <w:b/>
+          <w:bCs/>
+        </w:rPr>
+        <w:t xml:space="preserve">5.7 </w:t>
+      </w:r>
+      <w:r>
+        <w:t xml:space="preserve">This Agreement may be executed in any number of counterparts, each of which is an original and all of which together constitute one agreement. Electronic signatures are valid and binding.</w:t>
+      </w:r>
+    </w:p>
+    <w:p>
+      <w:pPr>
+        <w:spacing w:after="120"/>
+        <w:jc w:val="both"/>
+      </w:pPr>
+      <w:r>
+        <w:rPr>
+          <w:b/>
+          <w:bCs/>
+        </w:rPr>
+        <w:t xml:space="preserve">5.8 </w:t>
+      </w:r>
+      <w:r>
+        <w:t xml:space="preserve">This Agreement and any dispute or claim arising out of or in connection with it shall be governed by </w:t>
+      </w:r>
+      <w:commentRangeStart w:id="4"/>
+      <w:r>
+        <w:t xml:space="preserve">the </w:t>
+      </w:r>
       <w:del w:id="110" w:author="Acme Legal" w:date="2026-10-12T14:30:00Z">
         <w:r>
           <w:rPr>
             <w:b w:val="false"/>
             <w:bCs w:val="false"/>
           </w:rPr>
-          <w:delText xml:space="preserve">three (3) </w:delText>
+          <w:delText xml:space="preserve">law of England and Wales.</w:delText>
         </w:r>
       </w:del>
-      <w:commentRangeStart w:id="3"/>
       <w:ins w:id="111" w:author="Acme Legal" w:date="2026-10-12T14:30:00Z">
         <w:r>
           <w:rPr>
             <w:b w:val="false"/>
             <w:bCs w:val="false"/>
           </w:rPr>
-          <w:t xml:space="preserve">five (5) </w:t>
+          <w:t xml:space="preserve">laws of the State of New York</w:t>
         </w:r>
       </w:ins>
-      <w:r>
-        <w:t xml:space="preserve">years</w:t>
-      </w:r>
-      <w:commentRangeEnd w:id="3"/>
-      <w:r>
-        <w:t xml:space="preserve"> from the date of termination or expiry, except in relation to trade secrets, which shall be protected for as long as they remain trade secrets.</w:t>
-      </w:r>
-      <w:r>
-        <w:commentReference w:id="3"/>
-      </w:r>
-    </w:p>
-    <w:p>
-      <w:pPr>
-        <w:pStyle w:val="Heading2"/>
-        <w:spacing w:after="120" w:before="240"/>
-      </w:pPr>
-      <w:r>
-        <w:rPr>
-          <w:b/>
-          <w:bCs/>
-        </w:rPr>
-        <w:t xml:space="preserve">5. GENERAL</w:t>
-      </w:r>
-    </w:p>
-    <w:p>
-      <w:pPr>
-        <w:spacing w:after="120"/>
-        <w:jc w:val="both"/>
-      </w:pPr>
-      <w:r>
-        <w:rPr>
-          <w:b/>
-          <w:bCs/>
-        </w:rPr>
-        <w:t xml:space="preserve">5.1 </w:t>
-      </w:r>
-      <w:r>
-        <w:t xml:space="preserve">Each party acknowledges that damages alone may not be an adequate remedy for breach of this Agreement and that the Discloser shall be entitled to seek injunctive relief or specific performance.</w:t>
-      </w:r>
-    </w:p>
-    <w:p>
-      <w:pPr>
-        <w:spacing w:after="120"/>
-        <w:jc w:val="both"/>
-      </w:pPr>
-      <w:r>
-        <w:rPr>
-          <w:b/>
-          <w:bCs/>
-        </w:rPr>
-        <w:t xml:space="preserve">5.2 </w:t>
-      </w:r>
-      <w:r>
-        <w:t xml:space="preserve">Nothing in this Agreement obliges either party to enter into any further agreement or transaction.</w:t>
-      </w:r>
-    </w:p>
-    <w:p>
-      <w:pPr>
-        <w:spacing w:after="120"/>
-        <w:jc w:val="both"/>
-      </w:pPr>
-      <w:r>
-        <w:rPr>
-          <w:b/>
-          <w:bCs/>
-        </w:rPr>
-        <w:t xml:space="preserve">5.3 </w:t>
-      </w:r>
-      <w:r>
-        <w:t xml:space="preserve">This Agreement constitutes the entire agreement between the parties relating to its subject matter and supersedes all prior agreements, arrangements and understandings between them relating to that subject matter.</w:t>
-      </w:r>
-    </w:p>
-    <w:p>
-      <w:pPr>
-        <w:spacing w:after="120"/>
-        <w:jc w:val="both"/>
-      </w:pPr>
-      <w:r>
-        <w:rPr>
-          <w:b/>
-          <w:bCs/>
-        </w:rPr>
-        <w:t xml:space="preserve">5.4 </w:t>
-      </w:r>
-      <w:r>
-        <w:t xml:space="preserve">Neither party may assign or transfer this Agreement without the prior written consent of the other party, except that either party may assign this Agreement to a member of its group or to a successor to all or substantially all of its business.</w:t>
-      </w:r>
-    </w:p>
-    <w:p>
-      <w:pPr>
-        <w:spacing w:after="120"/>
-        <w:jc w:val="both"/>
-      </w:pPr>
-      <w:r>
-        <w:rPr>
-          <w:b/>
-          <w:bCs/>
-        </w:rPr>
-        <w:t xml:space="preserve">5.5 </w:t>
-      </w:r>
-      <w:r>
-        <w:t xml:space="preserve">Any notice under this Agreement shall be in writing and delivered by hand, by pre-paid recorded post or by email to the address set out at the top of this Agreement, or such other address as a party notifies to the other.</w:t>
-      </w:r>
-    </w:p>
-    <w:p>
-      <w:pPr>
-        <w:spacing w:after="120"/>
-        <w:jc w:val="both"/>
-      </w:pPr>
-      <w:r>
-        <w:rPr>
-          <w:b/>
-          <w:bCs/>
-        </w:rPr>
-        <w:t xml:space="preserve">5.6 </w:t>
-      </w:r>
-      <w:r>
-        <w:t xml:space="preserve">A person who is not a party to this Agreement has no right under the Contracts (Rights of Third Parties) Act 1999 to enforce any of its terms.</w:t>
-      </w:r>
-    </w:p>
-    <w:p>
-      <w:pPr>
-        <w:spacing w:after="120"/>
-        <w:jc w:val="both"/>
-      </w:pPr>
-      <w:r>
-        <w:rPr>
-          <w:b/>
-          <w:bCs/>
-        </w:rPr>
-        <w:t xml:space="preserve">5.7 </w:t>
-      </w:r>
-      <w:r>
-        <w:t xml:space="preserve">This Agreement may be executed in any number of counterparts, each of which is an original and all of which together constitute one agreement. Electronic signatures are valid and binding.</w:t>
-      </w:r>
-    </w:p>
-    <w:p>
-      <w:pPr>
-        <w:spacing w:after="120"/>
-        <w:jc w:val="both"/>
-      </w:pPr>
-      <w:r>
-        <w:rPr>
-          <w:b/>
-          <w:bCs/>
-        </w:rPr>
-        <w:t xml:space="preserve">5.8 </w:t>
-      </w:r>
-      <w:r>
-        <w:t xml:space="preserve">This Agreement and any dispute or claim arising out of or in connection with it shall be governed by </w:t>
-      </w:r>
-      <w:commentRangeStart w:id="4"/>
-      <w:r>
-        <w:t xml:space="preserve">the </w:t>
-      </w:r>
-      <w:del w:id="112" w:author="Acme Legal" w:date="2026-10-12T14:30:00Z">
+      <w:commentRangeEnd w:id="4"/>
+      <w:ins w:id="112" w:author="Acme Legal" w:date="2026-10-12T14:30:00Z">
         <w:r>
           <w:rPr>
             <w:b w:val="false"/>
             <w:bCs w:val="false"/>
           </w:rPr>
-          <w:delText xml:space="preserve">law of England and Wales.</w:delText>
-        </w:r>
-      </w:del>
-      <w:ins w:id="113" w:author="Acme Legal" w:date="2026-10-12T14:30:00Z">
+          <w:t xml:space="preserve">.</w:t>
+        </w:r>
+      </w:ins>
+      <w:r>
+        <w:commentReference w:id="4"/>
+      </w:r>
+    </w:p>
+    <w:p>
+      <w:pPr>
+        <w:spacing w:after="120"/>
+        <w:jc w:val="both"/>
+      </w:pPr>
+      <w:r>
+        <w:rPr>
+          <w:b/>
+          <w:bCs/>
+        </w:rPr>
+        <w:t xml:space="preserve">5.9 </w:t>
+      </w:r>
+      <w:r>
+        <w:t xml:space="preserve">The </w:t>
+      </w:r>
+      <w:del w:id="113" w:author="Acme Legal" w:date="2026-10-12T14:30:00Z">
         <w:r>
           <w:rPr>
             <w:b w:val="false"/>
             <w:bCs w:val="false"/>
           </w:rPr>
-          <w:t xml:space="preserve">laws of the State of New York</w:t>
-        </w:r>
-      </w:ins>
-      <w:commentRangeEnd w:id="4"/>
+          <w:delText xml:space="preserve">courts of England and Wales </w:delText>
+        </w:r>
+      </w:del>
       <w:ins w:id="114" w:author="Acme Legal" w:date="2026-10-12T14:30:00Z">
         <w:r>
           <w:rPr>
             <w:b w:val="false"/>
             <w:bCs w:val="false"/>
           </w:rPr>
-          <w:t xml:space="preserve">.</w:t>
+          <w:t xml:space="preserve">state and federal courts located in New York County, New York </w:t>
         </w:r>
       </w:ins>
       <w:r>
-        <w:commentReference w:id="4"/>
-      </w:r>
-    </w:p>
-    <w:p>
-      <w:pPr>
-        <w:spacing w:after="120"/>
-        <w:jc w:val="both"/>
-      </w:pPr>
-      <w:r>
-        <w:rPr>
-          <w:b/>
-          <w:bCs/>
-        </w:rPr>
-        <w:t xml:space="preserve">5.9 </w:t>
-      </w:r>
-      <w:r>
-        <w:t xml:space="preserve">The </w:t>
-      </w:r>
-      <w:del w:id="115" w:author="Acme Legal" w:date="2026-10-12T14:30:00Z">
+        <w:t xml:space="preserve">shall have exclusive jurisdiction to settle any dispute or claim arising out of or in connection with this Agreement.</w:t>
+      </w:r>
+    </w:p>
+    <w:p>
+      <w:pPr>
+        <w:spacing w:after="120"/>
+        <w:jc w:val="both"/>
+      </w:pPr>
+      <w:ins w:id="115" w:author="Acme Legal" w:date="2026-10-12T14:30:00Z">
+        <w:r>
+          <w:rPr>
+            <w:b/>
+            <w:bCs/>
+          </w:rPr>
+          <w:t xml:space="preserve">5.10 </w:t>
+        </w:r>
+      </w:ins>
+      <w:ins w:id="116" w:author="Acme Legal" w:date="2026-10-12T14:30:00Z">
         <w:r>
           <w:rPr>
             <w:b w:val="false"/>
             <w:bCs w:val="false"/>
           </w:rPr>
-          <w:delText xml:space="preserve">courts of England and Wales </w:delText>
-        </w:r>
-      </w:del>
-      <w:ins w:id="116" w:author="Acme Legal" w:date="2026-10-12T14:30:00Z">
-        <w:r>
-          <w:rPr>
-            <w:b w:val="false"/>
-            <w:bCs w:val="false"/>
-          </w:rPr>
-          <w:t xml:space="preserve">state and federal courts located in New York County, New York </w:t>
+          <w:t xml:space="preserve">Non-solicitation. During the term of this Agreement and for twelve (12) months after it ends, PortSwigger shall not directly or indirectly solicit, employ or engage any employee of Acme with whom it has had contact in connection with the Purpose.</w:t>
         </w:r>
       </w:ins>
-      <w:r>
-        <w:t xml:space="preserve">shall have exclusive jurisdiction to settle any dispute or claim arising out of or in connection with this Agreement.</w:t>
-      </w:r>
-    </w:p>
-    <w:p>
-      <w:pPr>
-        <w:spacing w:after="120"/>
-        <w:jc w:val="both"/>
-      </w:pPr>
-      <w:ins w:id="117" w:author="Acme Legal" w:date="2026-10-12T14:30:00Z">
-        <w:r>
-          <w:rPr>
-            <w:b/>
-            <w:bCs/>
-          </w:rPr>
-          <w:t xml:space="preserve">5.10 </w:t>
-        </w:r>
-      </w:ins>
-      <w:ins w:id="118" w:author="Acme Legal" w:date="2026-10-12T14:30:00Z">
-        <w:r>
-          <w:rPr>
-            <w:b w:val="false"/>
-            <w:bCs w:val="false"/>
-          </w:rPr>
-          <w:t xml:space="preserve">Non-solicitation. During the term of this Agreement and for twenty-four (24) months after it ends, PortSwigger shall not directly or indirectly solicit, employ or engage any employee of Acme with whom it has had contact in connection with the Purpose.</w:t>
-        </w:r>
-      </w:ins>
-    </w:p>
-    <w:p>
-      <w:pPr>
-        <w:spacing w:after="120"/>
-        <w:jc w:val="both"/>
-      </w:pPr>
-      <w:r>
-        <w:t xml:space="preserve">Signed for and on behalf of PortSwigger Ltd by [Authorised Signatory], Director. Signed for and on behalf of Acme Analytics Ltd by Dana Whitfield, General Counsel.</w:t>
+    </w:p>
+    <w:p>
+      <w:pPr>
+        <w:spacing w:after="120"/>
+        <w:jc w:val="both"/>
+      </w:pPr>
+      <w:r>
+        <w:t xml:space="preserve">Signed for and on behalf of PortSwigger Ltd by [Authorised Signatory], Director. Signed for and on behalf of Acme Analytics Ltd by Lena Brandt, General Counsel.</w:t>
       </w:r>
     </w:p>
     <w:sectPr>
@@ -653,7 +635,7 @@
   <w:comment w:id="3" w:author="Acme Legal" w:date="2026-10-12T14:30:00.000Z">
     <w:p>
       <w:r>
-        <w:t xml:space="preserve">Our board requires a five-year term for all supplier NDAs.</w:t>
+        <w:t xml:space="preserve">Our board requires a three-year term for all supplier NDAs.</w:t>
       </w:r>
     </w:p>
   </w:comment>

--- a/data/demo-files/Acme-Mutual-NDA-v1-redline.docx
+++ b/data/demo-files/Acme-Mutual-NDA-v1-redline.docx
@@ -23,7 +23,7 @@
         <w:jc w:val="both"/>
       </w:pPr>
       <w:r>
-        <w:t xml:space="preserve">This Agreement is made between PortSwigger Ltd, a company registered in England and Wales ("PortSwigger"), and Acme Analytics Ltd, a company registered in England and Wales whose registered office is at 12 Canal Street, Manchester ("Acme").</w:t>
+        <w:t xml:space="preserve">This Agreement is made between Example Ltd, a company registered in England and Wales ("Example"), and Acme Analytics Ltd, a company registered in England and Wales whose registered office is at 12 Canal Street, Manchester ("Acme").</w:t>
       </w:r>
     </w:p>
     <w:p>
@@ -586,7 +586,7 @@
             <w:b w:val="false"/>
             <w:bCs w:val="false"/>
           </w:rPr>
-          <w:t xml:space="preserve">Non-solicitation. During the term of this Agreement and for twelve (12) months after it ends, PortSwigger shall not directly or indirectly solicit, employ or engage any employee of Acme with whom it has had contact in connection with the Purpose.</w:t>
+          <w:t xml:space="preserve">Non-solicitation. During the term of this Agreement and for twelve (12) months after it ends, Example shall not directly or indirectly solicit, employ or engage any employee of Acme with whom it has had contact in connection with the Purpose.</w:t>
         </w:r>
       </w:ins>
     </w:p>
@@ -596,7 +596,7 @@
         <w:jc w:val="both"/>
       </w:pPr>
       <w:r>
-        <w:t xml:space="preserve">Signed for and on behalf of PortSwigger Ltd by [Authorised Signatory], Director. Signed for and on behalf of Acme Analytics Ltd by Lena Brandt, General Counsel.</w:t>
+        <w:t xml:space="preserve">Signed for and on behalf of Example Ltd by [Authorised Signatory], Director. Signed for and on behalf of Acme Analytics Ltd by Lena Brandt, General Counsel.</w:t>
       </w:r>
     </w:p>
     <w:sectPr>
